--- a/Potential Variables.docx
+++ b/Potential Variables.docx
@@ -3,7 +3,21 @@
 <w:document xmlns:wpc="http://schemas.microsoft.com/office/word/2010/wordprocessingCanvas" xmlns:cx="http://schemas.microsoft.com/office/drawing/2014/chartex" xmlns:cx1="http://schemas.microsoft.com/office/drawing/2015/9/8/chartex" xmlns:cx2="http://schemas.microsoft.com/office/drawing/2015/10/21/chartex" xmlns:cx3="http://schemas.microsoft.com/office/drawing/2016/5/9/chartex" xmlns:cx4="http://schemas.microsoft.com/office/drawing/2016/5/10/chartex" xmlns:cx5="http://schemas.microsoft.com/office/drawing/2016/5/11/chartex" xmlns:cx6="http://schemas.microsoft.com/office/drawing/2016/5/12/chartex" xmlns:cx7="http://schemas.microsoft.com/office/drawing/2016/5/13/chartex" xmlns:cx8="http://schemas.microsoft.com/office/drawing/2016/5/14/chartex" xmlns:mc="http://schemas.openxmlformats.org/markup-compatibility/2006" xmlns:aink="http://schemas.microsoft.com/office/drawing/2016/ink" xmlns:am3d="http://schemas.microsoft.com/office/drawing/2017/model3d" xmlns:o="urn:schemas-microsoft-com:office:office" xmlns:oel="http://schemas.microsoft.com/office/2019/extlst" xmlns:r="http://schemas.openxmlformats.org/officeDocument/2006/relationships" xmlns:m="http://schemas.openxmlformats.org/officeDocument/2006/math" xmlns:v="urn:schemas-microsoft-com:vml" xmlns:wp14="http://schemas.microsoft.com/office/word/2010/wordprocessingDrawing" xmlns:wp="http://schemas.openxmlformats.org/drawingml/2006/wordprocessingDrawing" xmlns:w10="urn:schemas-microsoft-com:office:word" xmlns:w="http://schemas.openxmlformats.org/wordprocessingml/2006/main" xmlns:w14="http://schemas.microsoft.com/office/word/2010/wordml" xmlns:w15="http://schemas.microsoft.com/office/word/2012/wordml" xmlns:w16cex="http://schemas.microsoft.com/office/word/2018/wordml/cex" xmlns:w16cid="http://schemas.microsoft.com/office/word/2016/wordml/cid" xmlns:w16="http://schemas.microsoft.com/office/word/2018/wordml" xmlns:w16du="http://schemas.microsoft.com/office/word/2023/wordml/word16du" xmlns:w16sdtdh="http://schemas.microsoft.com/office/word/2020/wordml/sdtdatahash" xmlns:w16sdtfl="http://schemas.microsoft.com/office/word/2024/wordml/sdtformatlock" xmlns:w16se="http://schemas.microsoft.com/office/word/2015/wordml/symex" xmlns:wpg="http://schemas.microsoft.com/office/word/2010/wordprocessingGroup" xmlns:wpi="http://schemas.microsoft.com/office/word/2010/wordprocessingInk" xmlns:wne="http://schemas.microsoft.com/office/word/2006/wordml" xmlns:wps="http://schemas.microsoft.com/office/word/2010/wordprocessingShape" mc:Ignorable="w14 w15 w16se w16cid w16 w16cex w16sdtdh w16sdtfl w16du wp14">
   <w:body>
     <w:p>
-      <w:r>
+      <w:pPr>
+        <w:rPr>
+          <w:b/>
+          <w:bCs/>
+          <w:sz w:val="36"/>
+          <w:szCs w:val="36"/>
+        </w:rPr>
+      </w:pPr>
+      <w:r>
+        <w:rPr>
+          <w:b/>
+          <w:bCs/>
+          <w:sz w:val="36"/>
+          <w:szCs w:val="36"/>
+        </w:rPr>
         <w:t xml:space="preserve">Eurobarometer: </w:t>
       </w:r>
     </w:p>
@@ -11,28 +25,95 @@
     <w:p>
       <w:pPr>
         <w:pStyle w:val="p1"/>
-      </w:pPr>
-      <w:r>
+        <w:rPr>
+          <w:rFonts w:ascii="Times New Roman" w:hAnsi="Times New Roman"/>
+          <w:b/>
+          <w:bCs/>
+          <w:sz w:val="24"/>
+          <w:szCs w:val="24"/>
+        </w:rPr>
+      </w:pPr>
+      <w:r>
+        <w:rPr>
+          <w:rFonts w:ascii="Times New Roman" w:hAnsi="Times New Roman"/>
+          <w:b/>
+          <w:bCs/>
+          <w:sz w:val="24"/>
+          <w:szCs w:val="24"/>
+        </w:rPr>
         <w:t>The EU should reduce its dependency on Russian sources of energy as soon as possible</w:t>
       </w:r>
     </w:p>
     <w:p>
       <w:pPr>
         <w:pStyle w:val="p1"/>
-      </w:pPr>
-    </w:p>
-    <w:p>
-      <w:pPr>
-        <w:pStyle w:val="p1"/>
-        <w:rPr>
-          <w:b/>
-          <w:bCs/>
-        </w:rPr>
-      </w:pPr>
-      <w:r>
-        <w:rPr>
-          <w:b/>
-          <w:bCs/>
+        <w:rPr>
+          <w:rFonts w:ascii="Times New Roman" w:hAnsi="Times New Roman"/>
+          <w:b/>
+          <w:bCs/>
+          <w:sz w:val="24"/>
+          <w:szCs w:val="24"/>
+        </w:rPr>
+      </w:pPr>
+    </w:p>
+    <w:p>
+      <w:pPr>
+        <w:pStyle w:val="p1"/>
+        <w:rPr>
+          <w:rFonts w:ascii="Times New Roman" w:hAnsi="Times New Roman"/>
+          <w:b/>
+          <w:bCs/>
+          <w:sz w:val="24"/>
+          <w:szCs w:val="24"/>
+        </w:rPr>
+      </w:pPr>
+      <w:r>
+        <w:rPr>
+          <w:rFonts w:ascii="Times New Roman" w:hAnsi="Times New Roman"/>
+          <w:b/>
+          <w:bCs/>
+          <w:sz w:val="24"/>
+          <w:szCs w:val="24"/>
+        </w:rPr>
+        <w:t xml:space="preserve">Years: </w:t>
+      </w:r>
+      <w:r>
+        <w:rPr>
+          <w:rFonts w:ascii="Times New Roman" w:hAnsi="Times New Roman"/>
+          <w:sz w:val="24"/>
+          <w:szCs w:val="24"/>
+        </w:rPr>
+        <w:t>2024</w:t>
+      </w:r>
+    </w:p>
+    <w:p>
+      <w:pPr>
+        <w:pStyle w:val="p1"/>
+        <w:rPr>
+          <w:rFonts w:ascii="Times New Roman" w:hAnsi="Times New Roman"/>
+          <w:sz w:val="24"/>
+          <w:szCs w:val="24"/>
+        </w:rPr>
+      </w:pPr>
+    </w:p>
+    <w:p>
+      <w:pPr>
+        <w:pStyle w:val="p1"/>
+        <w:rPr>
+          <w:rFonts w:ascii="Times New Roman" w:hAnsi="Times New Roman"/>
+          <w:b/>
+          <w:bCs/>
+          <w:sz w:val="24"/>
+          <w:szCs w:val="24"/>
+        </w:rPr>
+      </w:pPr>
+      <w:r>
+        <w:rPr>
+          <w:rFonts w:ascii="Times New Roman" w:hAnsi="Times New Roman"/>
+          <w:b/>
+          <w:bCs/>
+          <w:sz w:val="24"/>
+          <w:szCs w:val="24"/>
         </w:rPr>
         <w:t>Please tell us to what extent you agree or disagree with each of the following statements.</w:t>
       </w:r>
@@ -40,52 +121,147 @@
     <w:p>
       <w:pPr>
         <w:pStyle w:val="p1"/>
-      </w:pPr>
-      <w:r>
+        <w:rPr>
+          <w:rFonts w:ascii="Times New Roman" w:hAnsi="Times New Roman"/>
+          <w:sz w:val="24"/>
+          <w:szCs w:val="24"/>
+        </w:rPr>
+      </w:pPr>
+      <w:r>
+        <w:rPr>
+          <w:rFonts w:ascii="Times New Roman" w:hAnsi="Times New Roman"/>
+          <w:sz w:val="24"/>
+          <w:szCs w:val="24"/>
+        </w:rPr>
         <w:t>Russia’s invasion of Ukraine is a threat to the security of the EU Russia’s invasion of Ukraine is a threat to the security of (OUR</w:t>
       </w:r>
-    </w:p>
-    <w:p>
-      <w:pPr>
-        <w:pStyle w:val="p1"/>
-      </w:pPr>
-      <w:r>
+      <w:r>
+        <w:rPr>
+          <w:rFonts w:ascii="Times New Roman" w:hAnsi="Times New Roman"/>
+          <w:sz w:val="24"/>
+          <w:szCs w:val="24"/>
+        </w:rPr>
+        <w:t xml:space="preserve"> </w:t>
+      </w:r>
+      <w:r>
+        <w:rPr>
+          <w:rFonts w:ascii="Times New Roman" w:hAnsi="Times New Roman"/>
+          <w:sz w:val="24"/>
+          <w:szCs w:val="24"/>
+        </w:rPr>
         <w:t xml:space="preserve">COUNTRY) </w:t>
       </w:r>
     </w:p>
     <w:p>
       <w:pPr>
         <w:pStyle w:val="p1"/>
-      </w:pPr>
-      <w:r>
+        <w:rPr>
+          <w:rFonts w:ascii="Times New Roman" w:hAnsi="Times New Roman"/>
+          <w:sz w:val="24"/>
+          <w:szCs w:val="24"/>
+        </w:rPr>
+      </w:pPr>
+      <w:r>
+        <w:rPr>
+          <w:rFonts w:ascii="Times New Roman" w:hAnsi="Times New Roman"/>
+          <w:sz w:val="24"/>
+          <w:szCs w:val="24"/>
+        </w:rPr>
         <w:t>By standing against Russia’s invasion of Ukraine, the EU is defending European values</w:t>
       </w:r>
     </w:p>
     <w:p>
       <w:pPr>
         <w:pStyle w:val="p1"/>
-      </w:pPr>
-      <w:r>
+        <w:rPr>
+          <w:rFonts w:ascii="Times New Roman" w:hAnsi="Times New Roman"/>
+          <w:sz w:val="24"/>
+          <w:szCs w:val="24"/>
+        </w:rPr>
+      </w:pPr>
+      <w:r>
+        <w:rPr>
+          <w:rFonts w:ascii="Times New Roman" w:hAnsi="Times New Roman"/>
+          <w:sz w:val="24"/>
+          <w:szCs w:val="24"/>
+        </w:rPr>
         <w:t>Co-operation in defence matters at EU level should be increased More money should be spent on defence in the EU Member States’ purchase of military equipment should be better coordinated</w:t>
       </w:r>
     </w:p>
     <w:p>
       <w:pPr>
         <w:pStyle w:val="p1"/>
-      </w:pPr>
-    </w:p>
-    <w:p>
-      <w:pPr>
-        <w:pStyle w:val="p1"/>
-        <w:rPr>
-          <w:b/>
-          <w:bCs/>
-        </w:rPr>
-      </w:pPr>
-      <w:r>
-        <w:rPr>
-          <w:b/>
-          <w:bCs/>
+        <w:rPr>
+          <w:rFonts w:ascii="Times New Roman" w:hAnsi="Times New Roman"/>
+          <w:sz w:val="24"/>
+          <w:szCs w:val="24"/>
+        </w:rPr>
+      </w:pPr>
+    </w:p>
+    <w:p>
+      <w:pPr>
+        <w:pStyle w:val="p1"/>
+        <w:rPr>
+          <w:rFonts w:ascii="Times New Roman" w:hAnsi="Times New Roman"/>
+          <w:sz w:val="24"/>
+          <w:szCs w:val="24"/>
+        </w:rPr>
+      </w:pPr>
+      <w:r>
+        <w:rPr>
+          <w:rFonts w:ascii="Times New Roman" w:hAnsi="Times New Roman"/>
+          <w:b/>
+          <w:bCs/>
+          <w:sz w:val="24"/>
+          <w:szCs w:val="24"/>
+        </w:rPr>
+        <w:t>Years:</w:t>
+      </w:r>
+      <w:r>
+        <w:rPr>
+          <w:rFonts w:ascii="Times New Roman" w:hAnsi="Times New Roman"/>
+          <w:sz w:val="24"/>
+          <w:szCs w:val="24"/>
+        </w:rPr>
+        <w:t xml:space="preserve"> 2024, 2023</w:t>
+      </w:r>
+      <w:r>
+        <w:rPr>
+          <w:rFonts w:ascii="Times New Roman" w:hAnsi="Times New Roman"/>
+          <w:sz w:val="24"/>
+          <w:szCs w:val="24"/>
+        </w:rPr>
+        <w:t>, 2022</w:t>
+      </w:r>
+    </w:p>
+    <w:p>
+      <w:pPr>
+        <w:pStyle w:val="p1"/>
+        <w:rPr>
+          <w:rFonts w:ascii="Times New Roman" w:hAnsi="Times New Roman"/>
+          <w:sz w:val="24"/>
+          <w:szCs w:val="24"/>
+        </w:rPr>
+      </w:pPr>
+    </w:p>
+    <w:p>
+      <w:pPr>
+        <w:pStyle w:val="p1"/>
+        <w:rPr>
+          <w:rFonts w:ascii="Times New Roman" w:hAnsi="Times New Roman"/>
+          <w:b/>
+          <w:bCs/>
+          <w:sz w:val="24"/>
+          <w:szCs w:val="24"/>
+        </w:rPr>
+      </w:pPr>
+      <w:r>
+        <w:rPr>
+          <w:rFonts w:ascii="Times New Roman" w:hAnsi="Times New Roman"/>
+          <w:b/>
+          <w:bCs/>
+          <w:sz w:val="24"/>
+          <w:szCs w:val="24"/>
         </w:rPr>
         <w:t>The EU has taken a series of actions as a response to Russia’s invasion of Ukraine. To what extent you agree or disagree with each of these actions taken.</w:t>
       </w:r>
@@ -93,16 +269,36 @@
     <w:p>
       <w:pPr>
         <w:pStyle w:val="p1"/>
-      </w:pPr>
-      <w:r>
+        <w:rPr>
+          <w:rFonts w:ascii="Times New Roman" w:hAnsi="Times New Roman"/>
+          <w:sz w:val="24"/>
+          <w:szCs w:val="24"/>
+        </w:rPr>
+      </w:pPr>
+      <w:r>
+        <w:rPr>
+          <w:rFonts w:ascii="Times New Roman" w:hAnsi="Times New Roman"/>
+          <w:sz w:val="24"/>
+          <w:szCs w:val="24"/>
+        </w:rPr>
         <w:t>Imposing economic sanctions on Russian government, companies and individuals.</w:t>
       </w:r>
     </w:p>
     <w:p>
       <w:pPr>
         <w:pStyle w:val="p1"/>
-      </w:pPr>
-      <w:r>
+        <w:rPr>
+          <w:rFonts w:ascii="Times New Roman" w:hAnsi="Times New Roman"/>
+          <w:sz w:val="24"/>
+          <w:szCs w:val="24"/>
+        </w:rPr>
+      </w:pPr>
+      <w:r>
+        <w:rPr>
+          <w:rFonts w:ascii="Times New Roman" w:hAnsi="Times New Roman"/>
+          <w:sz w:val="24"/>
+          <w:szCs w:val="24"/>
+        </w:rPr>
         <w:t>Financing the purchase and supply of military equipment to Ukraine.</w:t>
       </w:r>
     </w:p>
@@ -111,16 +307,25 @@
         <w:pStyle w:val="p1"/>
         <w:rPr>
           <w:rStyle w:val="apple-converted-space"/>
-          <w:rFonts w:eastAsiaTheme="majorEastAsia"/>
-        </w:rPr>
-      </w:pPr>
-      <w:r>
+          <w:rFonts w:ascii="Times New Roman" w:eastAsiaTheme="majorEastAsia" w:hAnsi="Times New Roman"/>
+          <w:sz w:val="24"/>
+          <w:szCs w:val="24"/>
+        </w:rPr>
+      </w:pPr>
+      <w:r>
+        <w:rPr>
+          <w:rFonts w:ascii="Times New Roman" w:hAnsi="Times New Roman"/>
+          <w:sz w:val="24"/>
+          <w:szCs w:val="24"/>
+        </w:rPr>
         <w:t>Providing humanitarian support to the people affected by the war</w:t>
       </w:r>
       <w:r>
         <w:rPr>
           <w:rStyle w:val="apple-converted-space"/>
-          <w:rFonts w:eastAsiaTheme="majorEastAsia"/>
+          <w:rFonts w:ascii="Times New Roman" w:eastAsiaTheme="majorEastAsia" w:hAnsi="Times New Roman"/>
+          <w:sz w:val="24"/>
+          <w:szCs w:val="24"/>
         </w:rPr>
         <w:t>.</w:t>
       </w:r>
@@ -130,16 +335,25 @@
         <w:pStyle w:val="p1"/>
         <w:rPr>
           <w:rStyle w:val="apple-converted-space"/>
-          <w:rFonts w:eastAsiaTheme="majorEastAsia"/>
-        </w:rPr>
-      </w:pPr>
-      <w:r>
+          <w:rFonts w:ascii="Times New Roman" w:eastAsiaTheme="majorEastAsia" w:hAnsi="Times New Roman"/>
+          <w:sz w:val="24"/>
+          <w:szCs w:val="24"/>
+        </w:rPr>
+      </w:pPr>
+      <w:r>
+        <w:rPr>
+          <w:rFonts w:ascii="Times New Roman" w:hAnsi="Times New Roman"/>
+          <w:sz w:val="24"/>
+          <w:szCs w:val="24"/>
+        </w:rPr>
         <w:t>Welcoming into the EU people fleeing the war</w:t>
       </w:r>
       <w:r>
         <w:rPr>
           <w:rStyle w:val="apple-converted-space"/>
-          <w:rFonts w:eastAsiaTheme="majorEastAsia"/>
+          <w:rFonts w:ascii="Times New Roman" w:eastAsiaTheme="majorEastAsia" w:hAnsi="Times New Roman"/>
+          <w:sz w:val="24"/>
+          <w:szCs w:val="24"/>
         </w:rPr>
         <w:t>.</w:t>
       </w:r>
@@ -149,16 +363,25 @@
         <w:pStyle w:val="p1"/>
         <w:rPr>
           <w:rStyle w:val="apple-converted-space"/>
-          <w:rFonts w:eastAsiaTheme="majorEastAsia"/>
-        </w:rPr>
-      </w:pPr>
-      <w:r>
+          <w:rFonts w:ascii="Times New Roman" w:eastAsiaTheme="majorEastAsia" w:hAnsi="Times New Roman"/>
+          <w:sz w:val="24"/>
+          <w:szCs w:val="24"/>
+        </w:rPr>
+      </w:pPr>
+      <w:r>
+        <w:rPr>
+          <w:rFonts w:ascii="Times New Roman" w:hAnsi="Times New Roman"/>
+          <w:sz w:val="24"/>
+          <w:szCs w:val="24"/>
+        </w:rPr>
         <w:t>Providing financial support to Ukraine</w:t>
       </w:r>
       <w:r>
         <w:rPr>
           <w:rStyle w:val="apple-converted-space"/>
-          <w:rFonts w:eastAsiaTheme="majorEastAsia"/>
+          <w:rFonts w:ascii="Times New Roman" w:eastAsiaTheme="majorEastAsia" w:hAnsi="Times New Roman"/>
+          <w:sz w:val="24"/>
+          <w:szCs w:val="24"/>
         </w:rPr>
         <w:t>.</w:t>
       </w:r>
@@ -166,24 +389,279 @@
     <w:p>
       <w:pPr>
         <w:pStyle w:val="p1"/>
-      </w:pPr>
-      <w:r>
+        <w:rPr>
+          <w:rFonts w:ascii="Times New Roman" w:hAnsi="Times New Roman"/>
+          <w:sz w:val="24"/>
+          <w:szCs w:val="24"/>
+        </w:rPr>
+      </w:pPr>
+      <w:r>
+        <w:rPr>
+          <w:rFonts w:ascii="Times New Roman" w:hAnsi="Times New Roman"/>
+          <w:sz w:val="24"/>
+          <w:szCs w:val="24"/>
+        </w:rPr>
         <w:t>Granting candidate status as a potential Member of the EU to Ukraine.</w:t>
       </w:r>
     </w:p>
     <w:p>
       <w:pPr>
         <w:pStyle w:val="p1"/>
-      </w:pPr>
-    </w:p>
-    <w:p>
-      <w:pPr>
-        <w:pStyle w:val="p1"/>
-      </w:pPr>
-    </w:p>
-    <w:p>
-      <w:pPr>
-        <w:pStyle w:val="p1"/>
+        <w:rPr>
+          <w:rFonts w:ascii="Times New Roman" w:hAnsi="Times New Roman"/>
+          <w:sz w:val="24"/>
+          <w:szCs w:val="24"/>
+        </w:rPr>
+      </w:pPr>
+    </w:p>
+    <w:p>
+      <w:pPr>
+        <w:pStyle w:val="p1"/>
+        <w:rPr>
+          <w:rFonts w:ascii="Times New Roman" w:hAnsi="Times New Roman"/>
+          <w:sz w:val="24"/>
+          <w:szCs w:val="24"/>
+        </w:rPr>
+      </w:pPr>
+      <w:r>
+        <w:rPr>
+          <w:rFonts w:ascii="Times New Roman" w:hAnsi="Times New Roman"/>
+          <w:b/>
+          <w:bCs/>
+          <w:sz w:val="24"/>
+          <w:szCs w:val="24"/>
+        </w:rPr>
+        <w:t>Years:</w:t>
+      </w:r>
+      <w:r>
+        <w:rPr>
+          <w:rFonts w:ascii="Times New Roman" w:hAnsi="Times New Roman"/>
+          <w:sz w:val="24"/>
+          <w:szCs w:val="24"/>
+        </w:rPr>
+        <w:t xml:space="preserve"> 2024, 2023</w:t>
+      </w:r>
+      <w:r>
+        <w:rPr>
+          <w:rFonts w:ascii="Times New Roman" w:hAnsi="Times New Roman"/>
+          <w:sz w:val="24"/>
+          <w:szCs w:val="24"/>
+        </w:rPr>
+        <w:t>, 2022</w:t>
+      </w:r>
+    </w:p>
+    <w:p>
+      <w:pPr>
+        <w:pStyle w:val="p1"/>
+        <w:rPr>
+          <w:rFonts w:ascii="Times New Roman" w:hAnsi="Times New Roman"/>
+          <w:sz w:val="24"/>
+          <w:szCs w:val="24"/>
+        </w:rPr>
+      </w:pPr>
+    </w:p>
+    <w:p>
+      <w:pPr>
+        <w:pStyle w:val="p1"/>
+        <w:rPr>
+          <w:rFonts w:ascii="Times New Roman" w:hAnsi="Times New Roman"/>
+          <w:b/>
+          <w:bCs/>
+          <w:sz w:val="36"/>
+          <w:szCs w:val="36"/>
+        </w:rPr>
+      </w:pPr>
+      <w:proofErr w:type="spellStart"/>
+      <w:r>
+        <w:rPr>
+          <w:rFonts w:ascii="Times New Roman" w:hAnsi="Times New Roman"/>
+          <w:b/>
+          <w:bCs/>
+          <w:sz w:val="36"/>
+          <w:szCs w:val="36"/>
+        </w:rPr>
+        <w:t>EUpionions</w:t>
+      </w:r>
+      <w:proofErr w:type="spellEnd"/>
+    </w:p>
+    <w:p>
+      <w:pPr>
+        <w:pStyle w:val="p1"/>
+        <w:rPr>
+          <w:rFonts w:ascii="Times New Roman" w:hAnsi="Times New Roman"/>
+          <w:sz w:val="24"/>
+          <w:szCs w:val="24"/>
+        </w:rPr>
+      </w:pPr>
+    </w:p>
+    <w:p>
+      <w:pPr>
+        <w:pStyle w:val="p1"/>
+        <w:rPr>
+          <w:rFonts w:ascii="Times New Roman" w:hAnsi="Times New Roman"/>
+          <w:b/>
+          <w:bCs/>
+          <w:color w:val="1B2435"/>
+          <w:sz w:val="24"/>
+          <w:szCs w:val="24"/>
+          <w:shd w:val="clear" w:color="auto" w:fill="FFFFFF"/>
+        </w:rPr>
+      </w:pPr>
+      <w:r>
+        <w:rPr>
+          <w:rFonts w:ascii="Times New Roman" w:hAnsi="Times New Roman"/>
+          <w:b/>
+          <w:bCs/>
+          <w:color w:val="1B2435"/>
+          <w:sz w:val="24"/>
+          <w:szCs w:val="24"/>
+          <w:shd w:val="clear" w:color="auto" w:fill="FFFFFF"/>
+        </w:rPr>
+        <w:t>“Ukrainians have been attacked and need to defend themselves. Thus, only Ukrainians can decide when to fight and when to negotiate.” Do you agree or disagree?</w:t>
+      </w:r>
+    </w:p>
+    <w:p>
+      <w:pPr>
+        <w:pStyle w:val="p1"/>
+        <w:rPr>
+          <w:rFonts w:ascii="Times New Roman" w:hAnsi="Times New Roman"/>
+          <w:b/>
+          <w:bCs/>
+          <w:color w:val="1B2435"/>
+          <w:sz w:val="24"/>
+          <w:szCs w:val="24"/>
+          <w:shd w:val="clear" w:color="auto" w:fill="FFFFFF"/>
+        </w:rPr>
+      </w:pPr>
+    </w:p>
+    <w:p>
+      <w:pPr>
+        <w:pStyle w:val="p1"/>
+        <w:rPr>
+          <w:rFonts w:ascii="Times New Roman" w:hAnsi="Times New Roman"/>
+          <w:color w:val="1B2435"/>
+          <w:sz w:val="24"/>
+          <w:szCs w:val="24"/>
+          <w:shd w:val="clear" w:color="auto" w:fill="FFFFFF"/>
+        </w:rPr>
+      </w:pPr>
+      <w:r>
+        <w:rPr>
+          <w:rFonts w:ascii="Times New Roman" w:hAnsi="Times New Roman"/>
+          <w:b/>
+          <w:bCs/>
+          <w:color w:val="1B2435"/>
+          <w:sz w:val="24"/>
+          <w:szCs w:val="24"/>
+          <w:shd w:val="clear" w:color="auto" w:fill="FFFFFF"/>
+        </w:rPr>
+        <w:t xml:space="preserve">Years: </w:t>
+      </w:r>
+      <w:r>
+        <w:rPr>
+          <w:rFonts w:ascii="Times New Roman" w:hAnsi="Times New Roman"/>
+          <w:color w:val="1B2435"/>
+          <w:sz w:val="24"/>
+          <w:szCs w:val="24"/>
+          <w:shd w:val="clear" w:color="auto" w:fill="FFFFFF"/>
+        </w:rPr>
+        <w:t>2022, 2023, 2024, 2025</w:t>
+      </w:r>
+    </w:p>
+    <w:p>
+      <w:pPr>
+        <w:pStyle w:val="p1"/>
+        <w:rPr>
+          <w:rFonts w:ascii="Times New Roman" w:hAnsi="Times New Roman"/>
+          <w:color w:val="1B2435"/>
+          <w:sz w:val="24"/>
+          <w:szCs w:val="24"/>
+          <w:shd w:val="clear" w:color="auto" w:fill="FFFFFF"/>
+        </w:rPr>
+      </w:pPr>
+    </w:p>
+    <w:p>
+      <w:pPr>
+        <w:pStyle w:val="p1"/>
+        <w:rPr>
+          <w:rFonts w:ascii="Times New Roman" w:hAnsi="Times New Roman"/>
+          <w:b/>
+          <w:bCs/>
+          <w:color w:val="1B2435"/>
+          <w:sz w:val="24"/>
+          <w:szCs w:val="24"/>
+          <w:shd w:val="clear" w:color="auto" w:fill="FFFFFF"/>
+        </w:rPr>
+      </w:pPr>
+      <w:r>
+        <w:rPr>
+          <w:rFonts w:ascii="Times New Roman" w:hAnsi="Times New Roman"/>
+          <w:b/>
+          <w:bCs/>
+          <w:color w:val="1B2435"/>
+          <w:sz w:val="24"/>
+          <w:szCs w:val="24"/>
+          <w:shd w:val="clear" w:color="auto" w:fill="FFFFFF"/>
+        </w:rPr>
+        <w:t>“Russia’s attack on Ukraine is an attack on all of Europe.” Do you agree or disagree?</w:t>
+      </w:r>
+    </w:p>
+    <w:p>
+      <w:pPr>
+        <w:pStyle w:val="p1"/>
+        <w:rPr>
+          <w:rFonts w:ascii="Times New Roman" w:hAnsi="Times New Roman"/>
+          <w:b/>
+          <w:bCs/>
+          <w:color w:val="1B2435"/>
+          <w:sz w:val="24"/>
+          <w:szCs w:val="24"/>
+          <w:shd w:val="clear" w:color="auto" w:fill="FFFFFF"/>
+        </w:rPr>
+      </w:pPr>
+    </w:p>
+    <w:p>
+      <w:pPr>
+        <w:pStyle w:val="p1"/>
+        <w:rPr>
+          <w:rFonts w:ascii="Times New Roman" w:hAnsi="Times New Roman"/>
+          <w:color w:val="1B2435"/>
+          <w:sz w:val="24"/>
+          <w:szCs w:val="24"/>
+          <w:shd w:val="clear" w:color="auto" w:fill="FFFFFF"/>
+        </w:rPr>
+      </w:pPr>
+      <w:r>
+        <w:rPr>
+          <w:rFonts w:ascii="Times New Roman" w:hAnsi="Times New Roman"/>
+          <w:b/>
+          <w:bCs/>
+          <w:color w:val="1B2435"/>
+          <w:sz w:val="24"/>
+          <w:szCs w:val="24"/>
+          <w:shd w:val="clear" w:color="auto" w:fill="FFFFFF"/>
+        </w:rPr>
+        <w:t xml:space="preserve">Years: </w:t>
+      </w:r>
+      <w:r>
+        <w:rPr>
+          <w:rFonts w:ascii="Times New Roman" w:hAnsi="Times New Roman"/>
+          <w:color w:val="1B2435"/>
+          <w:sz w:val="24"/>
+          <w:szCs w:val="24"/>
+          <w:shd w:val="clear" w:color="auto" w:fill="FFFFFF"/>
+        </w:rPr>
+        <w:t>2022, 2023, 2024, 2025</w:t>
+      </w:r>
+    </w:p>
+    <w:p>
+      <w:pPr>
+        <w:pStyle w:val="p1"/>
+        <w:rPr>
+          <w:rFonts w:ascii="Times New Roman" w:hAnsi="Times New Roman"/>
+          <w:sz w:val="24"/>
+          <w:szCs w:val="24"/>
+        </w:rPr>
       </w:pPr>
     </w:p>
     <w:p/>
@@ -196,6 +674,219 @@
     </w:sectPr>
   </w:body>
 </w:document>
+</file>
+
+<file path=word/numbering.xml><?xml version="1.0" encoding="utf-8"?>
+<w:numbering xmlns:wpc="http://schemas.microsoft.com/office/word/2010/wordprocessingCanvas" xmlns:cx="http://schemas.microsoft.com/office/drawing/2014/chartex" xmlns:cx1="http://schemas.microsoft.com/office/drawing/2015/9/8/chartex" xmlns:cx2="http://schemas.microsoft.com/office/drawing/2015/10/21/chartex" xmlns:cx3="http://schemas.microsoft.com/office/drawing/2016/5/9/chartex" xmlns:cx4="http://schemas.microsoft.com/office/drawing/2016/5/10/chartex" xmlns:cx5="http://schemas.microsoft.com/office/drawing/2016/5/11/chartex" xmlns:cx6="http://schemas.microsoft.com/office/drawing/2016/5/12/chartex" xmlns:cx7="http://schemas.microsoft.com/office/drawing/2016/5/13/chartex" xmlns:cx8="http://schemas.microsoft.com/office/drawing/2016/5/14/chartex" xmlns:mc="http://schemas.openxmlformats.org/markup-compatibility/2006" xmlns:aink="http://schemas.microsoft.com/office/drawing/2016/ink" xmlns:am3d="http://schemas.microsoft.com/office/drawing/2017/model3d" xmlns:o="urn:schemas-microsoft-com:office:office" xmlns:oel="http://schemas.microsoft.com/office/2019/extlst" xmlns:r="http://schemas.openxmlformats.org/officeDocument/2006/relationships" xmlns:m="http://schemas.openxmlformats.org/officeDocument/2006/math" xmlns:v="urn:schemas-microsoft-com:vml" xmlns:wp14="http://schemas.microsoft.com/office/word/2010/wordprocessingDrawing" xmlns:wp="http://schemas.openxmlformats.org/drawingml/2006/wordprocessingDrawing" xmlns:w10="urn:schemas-microsoft-com:office:word" xmlns:w="http://schemas.openxmlformats.org/wordprocessingml/2006/main" xmlns:w14="http://schemas.microsoft.com/office/word/2010/wordml" xmlns:w15="http://schemas.microsoft.com/office/word/2012/wordml" xmlns:w16cex="http://schemas.microsoft.com/office/word/2018/wordml/cex" xmlns:w16cid="http://schemas.microsoft.com/office/word/2016/wordml/cid" xmlns:w16="http://schemas.microsoft.com/office/word/2018/wordml" xmlns:w16du="http://schemas.microsoft.com/office/word/2023/wordml/word16du" xmlns:w16sdtdh="http://schemas.microsoft.com/office/word/2020/wordml/sdtdatahash" xmlns:w16sdtfl="http://schemas.microsoft.com/office/word/2024/wordml/sdtformatlock" xmlns:w16se="http://schemas.microsoft.com/office/word/2015/wordml/symex" xmlns:wpg="http://schemas.microsoft.com/office/word/2010/wordprocessingGroup" xmlns:wpi="http://schemas.microsoft.com/office/word/2010/wordprocessingInk" xmlns:wne="http://schemas.microsoft.com/office/word/2006/wordml" xmlns:wps="http://schemas.microsoft.com/office/word/2010/wordprocessingShape" mc:Ignorable="w14 w15 w16se w16cid w16 w16cex w16sdtdh w16sdtfl w16du wp14">
+  <w:abstractNum w:abstractNumId="0" w15:restartNumberingAfterBreak="0">
+    <w:nsid w:val="19213DF5"/>
+    <w:multiLevelType w:val="hybridMultilevel"/>
+    <w:tmpl w:val="138A11FA"/>
+    <w:lvl w:ilvl="0" w:tplc="0409000F">
+      <w:start w:val="1"/>
+      <w:numFmt w:val="decimal"/>
+      <w:lvlText w:val="%1."/>
+      <w:lvlJc w:val="left"/>
+      <w:pPr>
+        <w:ind w:left="720" w:hanging="360"/>
+      </w:pPr>
+      <w:rPr>
+        <w:rFonts w:hint="default"/>
+      </w:rPr>
+    </w:lvl>
+    <w:lvl w:ilvl="1" w:tplc="04090019" w:tentative="1">
+      <w:start w:val="1"/>
+      <w:numFmt w:val="lowerLetter"/>
+      <w:lvlText w:val="%2."/>
+      <w:lvlJc w:val="left"/>
+      <w:pPr>
+        <w:ind w:left="1440" w:hanging="360"/>
+      </w:pPr>
+    </w:lvl>
+    <w:lvl w:ilvl="2" w:tplc="0409001B" w:tentative="1">
+      <w:start w:val="1"/>
+      <w:numFmt w:val="lowerRoman"/>
+      <w:lvlText w:val="%3."/>
+      <w:lvlJc w:val="right"/>
+      <w:pPr>
+        <w:ind w:left="2160" w:hanging="180"/>
+      </w:pPr>
+    </w:lvl>
+    <w:lvl w:ilvl="3" w:tplc="0409000F" w:tentative="1">
+      <w:start w:val="1"/>
+      <w:numFmt w:val="decimal"/>
+      <w:lvlText w:val="%4."/>
+      <w:lvlJc w:val="left"/>
+      <w:pPr>
+        <w:ind w:left="2880" w:hanging="360"/>
+      </w:pPr>
+    </w:lvl>
+    <w:lvl w:ilvl="4" w:tplc="04090019" w:tentative="1">
+      <w:start w:val="1"/>
+      <w:numFmt w:val="lowerLetter"/>
+      <w:lvlText w:val="%5."/>
+      <w:lvlJc w:val="left"/>
+      <w:pPr>
+        <w:ind w:left="3600" w:hanging="360"/>
+      </w:pPr>
+    </w:lvl>
+    <w:lvl w:ilvl="5" w:tplc="0409001B" w:tentative="1">
+      <w:start w:val="1"/>
+      <w:numFmt w:val="lowerRoman"/>
+      <w:lvlText w:val="%6."/>
+      <w:lvlJc w:val="right"/>
+      <w:pPr>
+        <w:ind w:left="4320" w:hanging="180"/>
+      </w:pPr>
+    </w:lvl>
+    <w:lvl w:ilvl="6" w:tplc="0409000F" w:tentative="1">
+      <w:start w:val="1"/>
+      <w:numFmt w:val="decimal"/>
+      <w:lvlText w:val="%7."/>
+      <w:lvlJc w:val="left"/>
+      <w:pPr>
+        <w:ind w:left="5040" w:hanging="360"/>
+      </w:pPr>
+    </w:lvl>
+    <w:lvl w:ilvl="7" w:tplc="04090019" w:tentative="1">
+      <w:start w:val="1"/>
+      <w:numFmt w:val="lowerLetter"/>
+      <w:lvlText w:val="%8."/>
+      <w:lvlJc w:val="left"/>
+      <w:pPr>
+        <w:ind w:left="5760" w:hanging="360"/>
+      </w:pPr>
+    </w:lvl>
+    <w:lvl w:ilvl="8" w:tplc="0409001B" w:tentative="1">
+      <w:start w:val="1"/>
+      <w:numFmt w:val="lowerRoman"/>
+      <w:lvlText w:val="%9."/>
+      <w:lvlJc w:val="right"/>
+      <w:pPr>
+        <w:ind w:left="6480" w:hanging="180"/>
+      </w:pPr>
+    </w:lvl>
+  </w:abstractNum>
+  <w:abstractNum w:abstractNumId="1" w15:restartNumberingAfterBreak="0">
+    <w:nsid w:val="2872592F"/>
+    <w:multiLevelType w:val="hybridMultilevel"/>
+    <w:tmpl w:val="5EF69C12"/>
+    <w:lvl w:ilvl="0" w:tplc="04090001">
+      <w:start w:val="1"/>
+      <w:numFmt w:val="bullet"/>
+      <w:lvlText w:val=""/>
+      <w:lvlJc w:val="left"/>
+      <w:pPr>
+        <w:ind w:left="720" w:hanging="360"/>
+      </w:pPr>
+      <w:rPr>
+        <w:rFonts w:ascii="Symbol" w:hAnsi="Symbol" w:hint="default"/>
+      </w:rPr>
+    </w:lvl>
+    <w:lvl w:ilvl="1" w:tplc="04090003" w:tentative="1">
+      <w:start w:val="1"/>
+      <w:numFmt w:val="bullet"/>
+      <w:lvlText w:val="o"/>
+      <w:lvlJc w:val="left"/>
+      <w:pPr>
+        <w:ind w:left="1440" w:hanging="360"/>
+      </w:pPr>
+      <w:rPr>
+        <w:rFonts w:ascii="Courier New" w:hAnsi="Courier New" w:cs="Courier New" w:hint="default"/>
+      </w:rPr>
+    </w:lvl>
+    <w:lvl w:ilvl="2" w:tplc="04090005" w:tentative="1">
+      <w:start w:val="1"/>
+      <w:numFmt w:val="bullet"/>
+      <w:lvlText w:val=""/>
+      <w:lvlJc w:val="left"/>
+      <w:pPr>
+        <w:ind w:left="2160" w:hanging="360"/>
+      </w:pPr>
+      <w:rPr>
+        <w:rFonts w:ascii="Wingdings" w:hAnsi="Wingdings" w:hint="default"/>
+      </w:rPr>
+    </w:lvl>
+    <w:lvl w:ilvl="3" w:tplc="04090001" w:tentative="1">
+      <w:start w:val="1"/>
+      <w:numFmt w:val="bullet"/>
+      <w:lvlText w:val=""/>
+      <w:lvlJc w:val="left"/>
+      <w:pPr>
+        <w:ind w:left="2880" w:hanging="360"/>
+      </w:pPr>
+      <w:rPr>
+        <w:rFonts w:ascii="Symbol" w:hAnsi="Symbol" w:hint="default"/>
+      </w:rPr>
+    </w:lvl>
+    <w:lvl w:ilvl="4" w:tplc="04090003" w:tentative="1">
+      <w:start w:val="1"/>
+      <w:numFmt w:val="bullet"/>
+      <w:lvlText w:val="o"/>
+      <w:lvlJc w:val="left"/>
+      <w:pPr>
+        <w:ind w:left="3600" w:hanging="360"/>
+      </w:pPr>
+      <w:rPr>
+        <w:rFonts w:ascii="Courier New" w:hAnsi="Courier New" w:cs="Courier New" w:hint="default"/>
+      </w:rPr>
+    </w:lvl>
+    <w:lvl w:ilvl="5" w:tplc="04090005" w:tentative="1">
+      <w:start w:val="1"/>
+      <w:numFmt w:val="bullet"/>
+      <w:lvlText w:val=""/>
+      <w:lvlJc w:val="left"/>
+      <w:pPr>
+        <w:ind w:left="4320" w:hanging="360"/>
+      </w:pPr>
+      <w:rPr>
+        <w:rFonts w:ascii="Wingdings" w:hAnsi="Wingdings" w:hint="default"/>
+      </w:rPr>
+    </w:lvl>
+    <w:lvl w:ilvl="6" w:tplc="04090001" w:tentative="1">
+      <w:start w:val="1"/>
+      <w:numFmt w:val="bullet"/>
+      <w:lvlText w:val=""/>
+      <w:lvlJc w:val="left"/>
+      <w:pPr>
+        <w:ind w:left="5040" w:hanging="360"/>
+      </w:pPr>
+      <w:rPr>
+        <w:rFonts w:ascii="Symbol" w:hAnsi="Symbol" w:hint="default"/>
+      </w:rPr>
+    </w:lvl>
+    <w:lvl w:ilvl="7" w:tplc="04090003" w:tentative="1">
+      <w:start w:val="1"/>
+      <w:numFmt w:val="bullet"/>
+      <w:lvlText w:val="o"/>
+      <w:lvlJc w:val="left"/>
+      <w:pPr>
+        <w:ind w:left="5760" w:hanging="360"/>
+      </w:pPr>
+      <w:rPr>
+        <w:rFonts w:ascii="Courier New" w:hAnsi="Courier New" w:cs="Courier New" w:hint="default"/>
+      </w:rPr>
+    </w:lvl>
+    <w:lvl w:ilvl="8" w:tplc="04090005" w:tentative="1">
+      <w:start w:val="1"/>
+      <w:numFmt w:val="bullet"/>
+      <w:lvlText w:val=""/>
+      <w:lvlJc w:val="left"/>
+      <w:pPr>
+        <w:ind w:left="6480" w:hanging="360"/>
+      </w:pPr>
+      <w:rPr>
+        <w:rFonts w:ascii="Wingdings" w:hAnsi="Wingdings" w:hint="default"/>
+      </w:rPr>
+    </w:lvl>
+  </w:abstractNum>
+  <w:num w:numId="1" w16cid:durableId="981735675">
+    <w:abstractNumId w:val="0"/>
+  </w:num>
+  <w:num w:numId="2" w16cid:durableId="2055930496">
+    <w:abstractNumId w:val="1"/>
+  </w:num>
+</w:numbering>
 </file>
 
 <file path=word/styles.xml><?xml version="1.0" encoding="utf-8"?>
@@ -1129,6 +1820,41 @@
     <w:basedOn w:val="DefaultParagraphFont"/>
     <w:rsid w:val="008F7334"/>
   </w:style>
+  <w:style w:type="character" w:styleId="Hyperlink">
+    <w:name w:val="Hyperlink"/>
+    <w:basedOn w:val="DefaultParagraphFont"/>
+    <w:uiPriority w:val="99"/>
+    <w:unhideWhenUsed/>
+    <w:rsid w:val="00A265F5"/>
+    <w:rPr>
+      <w:color w:val="467886" w:themeColor="hyperlink"/>
+      <w:u w:val="single"/>
+    </w:rPr>
+  </w:style>
+  <w:style w:type="character" w:styleId="UnresolvedMention">
+    <w:name w:val="Unresolved Mention"/>
+    <w:basedOn w:val="DefaultParagraphFont"/>
+    <w:uiPriority w:val="99"/>
+    <w:semiHidden/>
+    <w:unhideWhenUsed/>
+    <w:rsid w:val="00A265F5"/>
+    <w:rPr>
+      <w:color w:val="605E5C"/>
+      <w:shd w:val="clear" w:color="auto" w:fill="E1DFDD"/>
+    </w:rPr>
+  </w:style>
+  <w:style w:type="character" w:styleId="FollowedHyperlink">
+    <w:name w:val="FollowedHyperlink"/>
+    <w:basedOn w:val="DefaultParagraphFont"/>
+    <w:uiPriority w:val="99"/>
+    <w:semiHidden/>
+    <w:unhideWhenUsed/>
+    <w:rsid w:val="00FA18BA"/>
+    <w:rPr>
+      <w:color w:val="96607D" w:themeColor="followedHyperlink"/>
+      <w:u w:val="single"/>
+    </w:rPr>
+  </w:style>
 </w:styles>
 </file>
 
